--- a/scripts/postman_reports/reportes/INFORME_VALIDACION_PARAMETROS.docx
+++ b/scripts/postman_reports/reportes/INFORME_VALIDACION_PARAMETROS.docx
@@ -37,14 +37,14 @@
         <w:rPr>
           <w:sz w:val="22"/>
         </w:rPr>
-        <w:t>Fecha de ejecución: 22/06/2026 17:04</w:t>
+        <w:t>Fecha de ejecución: 26/06/2026 10:27</w:t>
         <w:br/>
       </w:r>
       <w:r>
         <w:rPr>
           <w:sz w:val="22"/>
         </w:rPr>
-        <w:t>API: http://localhost:3000</w:t>
+        <w:t>API: https://happyjump.sorbits.site</w:t>
         <w:br/>
       </w:r>
       <w:r>
@@ -191,7 +191,7 @@
               <w:jc w:val="center"/>
             </w:pPr>
             <w:r>
-              <w:t>12</w:t>
+              <w:t>4</w:t>
             </w:r>
           </w:p>
         </w:tc>
@@ -204,7 +204,7 @@
               <w:jc w:val="center"/>
             </w:pPr>
             <w:r>
-              <w:t>0</w:t>
+              <w:t>8</w:t>
             </w:r>
           </w:p>
         </w:tc>
@@ -217,7 +217,7 @@
               <w:jc w:val="center"/>
             </w:pPr>
             <w:r>
-              <w:t>100%</w:t>
+              <w:t>33%</w:t>
             </w:r>
           </w:p>
         </w:tc>
@@ -822,7 +822,7 @@
           </w:tcPr>
           <w:p>
             <w:r>
-              <w:t>400</w:t>
+              <w:t>401</w:t>
             </w:r>
           </w:p>
         </w:tc>
@@ -834,9 +834,9 @@
             <w:r>
               <w:rPr>
                 <w:b/>
-                <w:color w:val="16A34A"/>
+                <w:color w:val="DC2626"/>
               </w:rPr>
-              <w:t>APROBADO</w:t>
+              <w:t>FALLIDO</w:t>
             </w:r>
           </w:p>
         </w:tc>
@@ -908,7 +908,7 @@
           </w:tcPr>
           <w:p>
             <w:r>
-              <w:t>400</w:t>
+              <w:t>401</w:t>
             </w:r>
           </w:p>
         </w:tc>
@@ -920,9 +920,9 @@
             <w:r>
               <w:rPr>
                 <w:b/>
-                <w:color w:val="16A34A"/>
+                <w:color w:val="DC2626"/>
               </w:rPr>
-              <w:t>APROBADO</w:t>
+              <w:t>FALLIDO</w:t>
             </w:r>
           </w:p>
         </w:tc>
@@ -994,7 +994,7 @@
           </w:tcPr>
           <w:p>
             <w:r>
-              <w:t>400</w:t>
+              <w:t>401</w:t>
             </w:r>
           </w:p>
         </w:tc>
@@ -1006,9 +1006,9 @@
             <w:r>
               <w:rPr>
                 <w:b/>
-                <w:color w:val="16A34A"/>
+                <w:color w:val="DC2626"/>
               </w:rPr>
-              <w:t>APROBADO</w:t>
+              <w:t>FALLIDO</w:t>
             </w:r>
           </w:p>
         </w:tc>
@@ -1080,7 +1080,7 @@
           </w:tcPr>
           <w:p>
             <w:r>
-              <w:t>400</w:t>
+              <w:t>401</w:t>
             </w:r>
           </w:p>
         </w:tc>
@@ -1092,9 +1092,9 @@
             <w:r>
               <w:rPr>
                 <w:b/>
-                <w:color w:val="16A34A"/>
+                <w:color w:val="DC2626"/>
               </w:rPr>
-              <w:t>APROBADO</w:t>
+              <w:t>FALLIDO</w:t>
             </w:r>
           </w:p>
         </w:tc>
@@ -1166,7 +1166,7 @@
           </w:tcPr>
           <w:p>
             <w:r>
-              <w:t>400</w:t>
+              <w:t>401</w:t>
             </w:r>
           </w:p>
         </w:tc>
@@ -1178,9 +1178,9 @@
             <w:r>
               <w:rPr>
                 <w:b/>
-                <w:color w:val="16A34A"/>
+                <w:color w:val="DC2626"/>
               </w:rPr>
-              <w:t>APROBADO</w:t>
+              <w:t>FALLIDO</w:t>
             </w:r>
           </w:p>
         </w:tc>
@@ -1252,7 +1252,7 @@
           </w:tcPr>
           <w:p>
             <w:r>
-              <w:t>400</w:t>
+              <w:t>401</w:t>
             </w:r>
           </w:p>
         </w:tc>
@@ -1264,9 +1264,9 @@
             <w:r>
               <w:rPr>
                 <w:b/>
-                <w:color w:val="16A34A"/>
+                <w:color w:val="DC2626"/>
               </w:rPr>
-              <w:t>APROBADO</w:t>
+              <w:t>FALLIDO</w:t>
             </w:r>
           </w:p>
         </w:tc>
@@ -1338,7 +1338,7 @@
           </w:tcPr>
           <w:p>
             <w:r>
-              <w:t>400</w:t>
+              <w:t>401</w:t>
             </w:r>
           </w:p>
         </w:tc>
@@ -1350,9 +1350,9 @@
             <w:r>
               <w:rPr>
                 <w:b/>
-                <w:color w:val="16A34A"/>
+                <w:color w:val="DC2626"/>
               </w:rPr>
-              <w:t>APROBADO</w:t>
+              <w:t>FALLIDO</w:t>
             </w:r>
           </w:p>
         </w:tc>
@@ -1424,7 +1424,7 @@
           </w:tcPr>
           <w:p>
             <w:r>
-              <w:t>400</w:t>
+              <w:t>401</w:t>
             </w:r>
           </w:p>
         </w:tc>
@@ -1436,9 +1436,9 @@
             <w:r>
               <w:rPr>
                 <w:b/>
-                <w:color w:val="16A34A"/>
+                <w:color w:val="DC2626"/>
               </w:rPr>
-              <w:t>APROBADO</w:t>
+              <w:t>FALLIDO</w:t>
             </w:r>
           </w:p>
         </w:tc>
